--- a/assets/showcase/academic-paper.docx
+++ b/assets/showcase/academic-paper.docx
@@ -1841,7 +1841,6 @@
   <w:style w:type="paragraph" w:default="1" w:styleId="1">
     <w:name w:val="Normal"/>
     <w:qFormat/>
-    <w:uiPriority w:val="0"/>
     <w:rPr>
       <w:sz w:val="21"/>
       <w:szCs w:val="22"/>
@@ -1850,12 +1849,10 @@
   <w:style w:type="character" w:default="1" w:styleId="2">
     <w:name w:val="Default Paragraph Font"/>
     <w:semiHidden/>
-    <w:uiPriority w:val="0"/>
   </w:style>
   <w:style w:type="table" w:default="1" w:styleId="3">
     <w:name w:val="Normal Table"/>
     <w:semiHidden/>
-    <w:uiPriority w:val="0"/>
     <w:tblPr>
       <w:tblCellMar>
         <w:top w:w="0" w:type="dxa"/>
